--- a/Tailored_CVs/Shinoy_Cargill_Senior_Application_Developer.docx
+++ b/Tailored_CVs/Shinoy_Cargill_Senior_Application_Developer.docx
@@ -70,7 +70,7 @@
           <w:b w:val="0"/>
           <w:sz w:val="19"/>
         </w:rPr>
-        <w:t>I am a QA automation engineer with over eight years of experience building scalable test frameworks and managing software implementations for financial and enterprise clients. My background includes rigorous backend data validation, configuration support, and structured quality assurance for complex business systems. I focus on collaborating with development teams to ensure smooth application releases and reliable business operations. Having recently relocated to the Netherlands, I am ready to bring my technical skills to Cargill.</w:t>
+        <w:t>I am a QA Automation Engineer with over 8 years of experience working with financial clients and complex backend data workflows. My background includes building testing frameworks, managing releases, and coordinating with cross-functional teams to align technical delivery with business requirements. I have a valid EU residence permit and focus on ensuring software stability through structured testing practices.</w:t>
       </w:r>
     </w:p>
     <w:p>
@@ -288,7 +288,7 @@
           <w:b w:val="0"/>
           <w:sz w:val="18"/>
         </w:rPr>
-        <w:t>▸ Executed complex Oracle SQL queries to validate massive datasets and ensure strict data integrity across backend financial and credit risk workflows.</w:t>
+        <w:t>▸ Partnered with crossfunctional teams, developers, and product owners to translate business requirements into technical testing strategies and ensure project goals were met.</w:t>
       </w:r>
     </w:p>
     <w:p>
@@ -301,7 +301,7 @@
           <w:b w:val="0"/>
           <w:sz w:val="18"/>
         </w:rPr>
-        <w:t>▸ Partnered with crossfunctional teams, developers, and product owners to translate business requirements into technical testing strategies and deployment plans.</w:t>
+        <w:t>▸ Performed complex backend validation and testing using Oracle SQL to ensure strict data integrity across financial credit risk workflows.</w:t>
       </w:r>
     </w:p>
     <w:p>
@@ -314,7 +314,7 @@
           <w:b w:val="0"/>
           <w:sz w:val="18"/>
         </w:rPr>
-        <w:t>▸ Performed testing, configuration, and support activities to ensure the smooth rollout of software updates and application version releases.</w:t>
+        <w:t>▸ Managed defect tracking and maintained documentation in JIRA and HP ALM to support smooth application updates and version releases.</w:t>
       </w:r>
     </w:p>
     <w:p>
@@ -327,7 +327,7 @@
           <w:b w:val="0"/>
           <w:sz w:val="18"/>
         </w:rPr>
-        <w:t>▸ Streamlined test generation and deployment scripts utilizing AI tools like Gemini Code Assist to speed up delivery.</w:t>
+        <w:t>▸ Coordinated targeted deployment calls and regression testing runs to reduce defect leakage and ensure high release stability.</w:t>
       </w:r>
     </w:p>
     <w:p>
